--- a/src/KatjaHaemmerli/Aufgabe98/DigitalCampusAufgabe 98.docx
+++ b/src/KatjaHaemmerli/Aufgabe98/DigitalCampusAufgabe 98.docx
@@ -243,6 +243,7 @@
         <w:t> </w:t>
       </w:r>
     </w:p>
+    <w:p/>
     <w:sectPr>
       <w:pgSz w:w="11906" w:h="16838"/>
       <w:pgMar w:top="1417" w:right="1417" w:bottom="1134" w:left="1417" w:header="708" w:footer="708" w:gutter="0"/>
@@ -977,6 +978,7 @@
   <w:style w:type="character" w:default="1" w:styleId="Absatz-Standardschriftart">
     <w:name w:val="Default Paragraph Font"/>
     <w:uiPriority w:val="1"/>
+    <w:semiHidden/>
     <w:unhideWhenUsed/>
   </w:style>
   <w:style w:type="table" w:default="1" w:styleId="NormaleTabelle">
